--- a/output/summary/impression/FederatedGqlBreakDown-BE-impression.docx
+++ b/output/summary/impression/FederatedGqlBreakDown-BE-impression.docx
@@ -192,7 +192,7 @@
           <w:color w:val="444444"/>
           <w:sz w:val="18"/>
         </w:rPr>
-        <w:t xml:space="preserve">   |   Generated: 2026-07-16</w:t>
+        <w:t xml:space="preserve">   |   Generated: 2026-07-17</w:t>
       </w:r>
     </w:p>
     <w:p>
@@ -2038,7 +2038,22 @@
           <w:color w:val="444444"/>
           <w:sz w:val="18"/>
         </w:rPr>
-        <w:t>.</w:t>
+        <w:t xml:space="preserve">. </w:t>
+      </w:r>
+      <w:r>
+        <w:rPr>
+          <w:b/>
+          <w:color w:val="444444"/>
+          <w:sz w:val="18"/>
+        </w:rPr>
+        <w:t>Focus</w:t>
+      </w:r>
+      <w:r>
+        <w:rPr>
+          <w:color w:val="444444"/>
+          <w:sz w:val="18"/>
+        </w:rPr>
+        <w:t xml:space="preserve"> names the phase category each step advances — same convention as the frontend order map.</w:t>
       </w:r>
     </w:p>
     <w:p>
@@ -2083,9 +2098,10 @@
         </w:tblBorders>
       </w:tblPr>
       <w:tblGrid>
-        <w:gridCol w:w="3419"/>
-        <w:gridCol w:w="3419"/>
-        <w:gridCol w:w="3419"/>
+        <w:gridCol w:w="2564"/>
+        <w:gridCol w:w="2564"/>
+        <w:gridCol w:w="2564"/>
+        <w:gridCol w:w="2564"/>
       </w:tblGrid>
       <w:tr>
         <w:trPr>
@@ -2093,7 +2109,7 @@
         </w:trPr>
         <w:tc>
           <w:tcPr>
-            <w:tcW w:type="dxa" w:w="3419"/>
+            <w:tcW w:type="dxa" w:w="2564"/>
             <w:shd w:val="clear" w:color="auto" w:fill="DAE8FC"/>
             <w:vAlign w:val="top"/>
           </w:tcPr>
@@ -2113,7 +2129,7 @@
         </w:tc>
         <w:tc>
           <w:tcPr>
-            <w:tcW w:type="dxa" w:w="3419"/>
+            <w:tcW w:type="dxa" w:w="2564"/>
             <w:shd w:val="clear" w:color="auto" w:fill="DAE8FC"/>
             <w:vAlign w:val="top"/>
           </w:tcPr>
@@ -2133,7 +2149,7 @@
         </w:tc>
         <w:tc>
           <w:tcPr>
-            <w:tcW w:type="dxa" w:w="3419"/>
+            <w:tcW w:type="dxa" w:w="2564"/>
             <w:shd w:val="clear" w:color="auto" w:fill="DAE8FC"/>
             <w:vAlign w:val="top"/>
           </w:tcPr>
@@ -2151,11 +2167,10 @@
             </w:r>
           </w:p>
         </w:tc>
-      </w:tr>
-      <w:tr>
         <w:tc>
           <w:tcPr>
-            <w:tcW w:type="dxa" w:w="3419"/>
+            <w:tcW w:type="dxa" w:w="2564"/>
+            <w:shd w:val="clear" w:color="auto" w:fill="DAE8FC"/>
             <w:vAlign w:val="top"/>
           </w:tcPr>
           <w:p>
@@ -2164,16 +2179,19 @@
             </w:pPr>
             <w:r>
               <w:rPr>
-                <w:color w:val="373737"/>
+                <w:b/>
+                <w:color w:val="1F3864"/>
                 <w:sz w:val="18"/>
               </w:rPr>
-              <w:t>1</w:t>
+              <w:t>Focus</w:t>
             </w:r>
           </w:p>
         </w:tc>
+      </w:tr>
+      <w:tr>
         <w:tc>
           <w:tcPr>
-            <w:tcW w:type="dxa" w:w="3419"/>
+            <w:tcW w:type="dxa" w:w="2564"/>
             <w:vAlign w:val="top"/>
           </w:tcPr>
           <w:p>
@@ -2185,20 +2203,13 @@
                 <w:color w:val="373737"/>
                 <w:sz w:val="18"/>
               </w:rPr>
-              <w:t xml:space="preserve">🟢 </w:t>
-            </w:r>
-            <w:r>
-              <w:rPr>
-                <w:rFonts w:ascii="Courier New" w:hAnsi="Courier New"/>
-                <w:sz w:val="18"/>
-              </w:rPr>
-              <w:t>B-01</w:t>
+              <w:t>1</w:t>
             </w:r>
           </w:p>
         </w:tc>
         <w:tc>
           <w:tcPr>
-            <w:tcW w:type="dxa" w:w="3419"/>
+            <w:tcW w:type="dxa" w:w="2564"/>
             <w:vAlign w:val="top"/>
           </w:tcPr>
           <w:p>
@@ -2210,7 +2221,50 @@
                 <w:color w:val="373737"/>
                 <w:sz w:val="18"/>
               </w:rPr>
+              <w:t xml:space="preserve">🟢 </w:t>
+            </w:r>
+            <w:r>
+              <w:rPr>
+                <w:rFonts w:ascii="Courier New" w:hAnsi="Courier New"/>
+                <w:sz w:val="18"/>
+              </w:rPr>
+              <w:t>B-01</w:t>
+            </w:r>
+          </w:p>
+        </w:tc>
+        <w:tc>
+          <w:tcPr>
+            <w:tcW w:type="dxa" w:w="2564"/>
+            <w:vAlign w:val="top"/>
+          </w:tcPr>
+          <w:p>
+            <w:pPr>
+              <w:jc w:val="left"/>
+            </w:pPr>
+            <w:r>
+              <w:rPr>
+                <w:color w:val="373737"/>
+                <w:sz w:val="18"/>
+              </w:rPr>
               <w:t>—</w:t>
+            </w:r>
+          </w:p>
+        </w:tc>
+        <w:tc>
+          <w:tcPr>
+            <w:tcW w:type="dxa" w:w="2564"/>
+            <w:vAlign w:val="top"/>
+          </w:tcPr>
+          <w:p>
+            <w:pPr>
+              <w:jc w:val="left"/>
+            </w:pPr>
+            <w:r>
+              <w:rPr>
+                <w:color w:val="373737"/>
+                <w:sz w:val="18"/>
+              </w:rPr>
+              <w:t>🧱 Module init — schema skeleton, service wiring (unblocks everything)</w:t>
             </w:r>
           </w:p>
         </w:tc>
@@ -2218,7 +2272,7 @@
       <w:tr>
         <w:tc>
           <w:tcPr>
-            <w:tcW w:type="dxa" w:w="3419"/>
+            <w:tcW w:type="dxa" w:w="2564"/>
             <w:shd w:val="clear" w:color="auto" w:fill="F5F8FF"/>
             <w:vAlign w:val="top"/>
           </w:tcPr>
@@ -2237,7 +2291,7 @@
         </w:tc>
         <w:tc>
           <w:tcPr>
-            <w:tcW w:type="dxa" w:w="3419"/>
+            <w:tcW w:type="dxa" w:w="2564"/>
             <w:shd w:val="clear" w:color="auto" w:fill="F5F8FF"/>
             <w:vAlign w:val="top"/>
           </w:tcPr>
@@ -2319,7 +2373,7 @@
         </w:tc>
         <w:tc>
           <w:tcPr>
-            <w:tcW w:type="dxa" w:w="3419"/>
+            <w:tcW w:type="dxa" w:w="2564"/>
             <w:shd w:val="clear" w:color="auto" w:fill="F5F8FF"/>
             <w:vAlign w:val="top"/>
           </w:tcPr>
@@ -2343,11 +2397,10 @@
             </w:r>
           </w:p>
         </w:tc>
-      </w:tr>
-      <w:tr>
         <w:tc>
           <w:tcPr>
-            <w:tcW w:type="dxa" w:w="3419"/>
+            <w:tcW w:type="dxa" w:w="2564"/>
+            <w:shd w:val="clear" w:color="auto" w:fill="F5F8FF"/>
             <w:vAlign w:val="top"/>
           </w:tcPr>
           <w:p>
@@ -2359,13 +2412,15 @@
                 <w:color w:val="373737"/>
                 <w:sz w:val="18"/>
               </w:rPr>
-              <w:t>3</w:t>
+              <w:t>Fan-out — 📖 Core Reads · ✏️ Mutations · 🔗 Federation &amp; Stitching · 🧪 Field Resolvers &amp; Tests</w:t>
             </w:r>
           </w:p>
         </w:tc>
+      </w:tr>
+      <w:tr>
         <w:tc>
           <w:tcPr>
-            <w:tcW w:type="dxa" w:w="3419"/>
+            <w:tcW w:type="dxa" w:w="2564"/>
             <w:vAlign w:val="top"/>
           </w:tcPr>
           <w:p>
@@ -2377,20 +2432,13 @@
                 <w:color w:val="373737"/>
                 <w:sz w:val="18"/>
               </w:rPr>
-              <w:t xml:space="preserve">🟢 </w:t>
-            </w:r>
-            <w:r>
-              <w:rPr>
-                <w:rFonts w:ascii="Courier New" w:hAnsi="Courier New"/>
-                <w:sz w:val="18"/>
-              </w:rPr>
-              <w:t>G-03</w:t>
+              <w:t>3</w:t>
             </w:r>
           </w:p>
         </w:tc>
         <w:tc>
           <w:tcPr>
-            <w:tcW w:type="dxa" w:w="3419"/>
+            <w:tcW w:type="dxa" w:w="2564"/>
             <w:vAlign w:val="top"/>
           </w:tcPr>
           <w:p>
@@ -2402,7 +2450,50 @@
                 <w:color w:val="373737"/>
                 <w:sz w:val="18"/>
               </w:rPr>
+              <w:t xml:space="preserve">🟢 </w:t>
+            </w:r>
+            <w:r>
+              <w:rPr>
+                <w:rFonts w:ascii="Courier New" w:hAnsi="Courier New"/>
+                <w:sz w:val="18"/>
+              </w:rPr>
+              <w:t>G-03</w:t>
+            </w:r>
+          </w:p>
+        </w:tc>
+        <w:tc>
+          <w:tcPr>
+            <w:tcW w:type="dxa" w:w="2564"/>
+            <w:vAlign w:val="top"/>
+          </w:tcPr>
+          <w:p>
+            <w:pPr>
+              <w:jc w:val="left"/>
+            </w:pPr>
+            <w:r>
+              <w:rPr>
+                <w:color w:val="373737"/>
+                <w:sz w:val="18"/>
+              </w:rPr>
               <w:t>—</w:t>
+            </w:r>
+          </w:p>
+        </w:tc>
+        <w:tc>
+          <w:tcPr>
+            <w:tcW w:type="dxa" w:w="2564"/>
+            <w:vAlign w:val="top"/>
+          </w:tcPr>
+          <w:p>
+            <w:pPr>
+              <w:jc w:val="left"/>
+            </w:pPr>
+            <w:r>
+              <w:rPr>
+                <w:color w:val="373737"/>
+                <w:sz w:val="18"/>
+              </w:rPr>
+              <w:t>🧪 Field Resolvers &amp; Tests</w:t>
             </w:r>
           </w:p>
         </w:tc>
@@ -2469,6 +2560,620 @@
           <w:sz w:val="19"/>
         </w:rPr>
         <w:t xml:space="preserve"> — 3 sequential stories; everything else hangs off this chain in parallel.</w:t>
+      </w:r>
+    </w:p>
+    <w:p>
+      <w:pPr>
+        <w:spacing w:before="240" w:after="80"/>
+      </w:pPr>
+      <w:r>
+        <w:rPr>
+          <w:b/>
+          <w:color w:val="1F497D"/>
+          <w:sz w:val="28"/>
+        </w:rPr>
+        <w:t>Recommended Story Graph — 2 Backend Engineers</w:t>
+      </w:r>
+    </w:p>
+    <w:p>
+      <w:pPr>
+        <w:spacing w:after="40"/>
+      </w:pPr>
+      <w:r>
+        <w:rPr>
+          <w:color w:val="444444"/>
+          <w:sz w:val="18"/>
+        </w:rPr>
+        <w:t xml:space="preserve">The order map above assumes unlimited parallelism; this packs the </w:t>
+      </w:r>
+      <w:r>
+        <w:rPr>
+          <w:b/>
+          <w:color w:val="444444"/>
+          <w:sz w:val="18"/>
+        </w:rPr>
+        <w:t>same dependency graph onto 2 backend engineers</w:t>
+      </w:r>
+      <w:r>
+        <w:rPr>
+          <w:color w:val="444444"/>
+          <w:sz w:val="18"/>
+        </w:rPr>
+        <w:t xml:space="preserve"> (greedy critical-chain scheduling, nominal day-ranges from complexity — confirm in refinement). Read each column top-to-bottom as one engineer's queue; ⏳ marks a slot that waits on a dependency, 🔬/⛔ are entry gates that slide a slot without reshuffling the lanes.</w:t>
+      </w:r>
+    </w:p>
+    <w:tbl>
+      <w:tblPr>
+        <w:tblStyle w:val="TableGrid"/>
+        <w:tblW w:type="auto" w:w="0"/>
+        <w:tblLook w:firstColumn="1" w:firstRow="1" w:lastColumn="0" w:lastRow="0" w:noHBand="0" w:noVBand="1" w:val="04A0"/>
+        <w:tblBorders>
+          <w:top w:val="single" w:sz="4" w:space="0" w:color="BFBFBF"/>
+          <w:left w:val="single" w:sz="4" w:space="0" w:color="BFBFBF"/>
+          <w:bottom w:val="single" w:sz="4" w:space="0" w:color="BFBFBF"/>
+          <w:right w:val="single" w:sz="4" w:space="0" w:color="BFBFBF"/>
+          <w:insideH w:val="single" w:sz="4" w:space="0" w:color="BFBFBF"/>
+          <w:insideV w:val="single" w:sz="4" w:space="0" w:color="BFBFBF"/>
+        </w:tblBorders>
+      </w:tblPr>
+      <w:tblGrid>
+        <w:gridCol w:w="3419"/>
+        <w:gridCol w:w="3419"/>
+        <w:gridCol w:w="3419"/>
+      </w:tblGrid>
+      <w:tr>
+        <w:trPr>
+          <w:trHeight w:val="360" w:hRule="atLeast"/>
+        </w:trPr>
+        <w:tc>
+          <w:tcPr>
+            <w:tcW w:type="dxa" w:w="3419"/>
+            <w:shd w:val="clear" w:color="auto" w:fill="DAE8FC"/>
+            <w:vAlign w:val="top"/>
+          </w:tcPr>
+          <w:p>
+            <w:pPr>
+              <w:jc w:val="left"/>
+            </w:pPr>
+            <w:r>
+              <w:rPr>
+                <w:b/>
+                <w:color w:val="1F3864"/>
+                <w:sz w:val="18"/>
+              </w:rPr>
+              <w:t>Slot</w:t>
+            </w:r>
+          </w:p>
+        </w:tc>
+        <w:tc>
+          <w:tcPr>
+            <w:tcW w:type="dxa" w:w="3419"/>
+            <w:shd w:val="clear" w:color="auto" w:fill="DAE8FC"/>
+            <w:vAlign w:val="top"/>
+          </w:tcPr>
+          <w:p>
+            <w:pPr>
+              <w:jc w:val="left"/>
+            </w:pPr>
+            <w:r>
+              <w:rPr>
+                <w:b/>
+                <w:color w:val="1F3864"/>
+                <w:sz w:val="18"/>
+              </w:rPr>
+              <w:t>👤 BE-1</w:t>
+            </w:r>
+          </w:p>
+        </w:tc>
+        <w:tc>
+          <w:tcPr>
+            <w:tcW w:type="dxa" w:w="3419"/>
+            <w:shd w:val="clear" w:color="auto" w:fill="DAE8FC"/>
+            <w:vAlign w:val="top"/>
+          </w:tcPr>
+          <w:p>
+            <w:pPr>
+              <w:jc w:val="left"/>
+            </w:pPr>
+            <w:r>
+              <w:rPr>
+                <w:b/>
+                <w:color w:val="1F3864"/>
+                <w:sz w:val="18"/>
+              </w:rPr>
+              <w:t>👤 BE-2</w:t>
+            </w:r>
+          </w:p>
+        </w:tc>
+      </w:tr>
+      <w:tr>
+        <w:tc>
+          <w:tcPr>
+            <w:tcW w:type="dxa" w:w="3419"/>
+            <w:vAlign w:val="top"/>
+          </w:tcPr>
+          <w:p>
+            <w:pPr>
+              <w:jc w:val="left"/>
+            </w:pPr>
+            <w:r>
+              <w:rPr>
+                <w:color w:val="373737"/>
+                <w:sz w:val="18"/>
+              </w:rPr>
+              <w:t>1</w:t>
+            </w:r>
+          </w:p>
+        </w:tc>
+        <w:tc>
+          <w:tcPr>
+            <w:tcW w:type="dxa" w:w="3419"/>
+            <w:vAlign w:val="top"/>
+          </w:tcPr>
+          <w:p>
+            <w:pPr>
+              <w:jc w:val="left"/>
+            </w:pPr>
+            <w:r>
+              <w:rPr>
+                <w:color w:val="373737"/>
+                <w:sz w:val="18"/>
+              </w:rPr>
+              <w:t xml:space="preserve">🟢 </w:t>
+            </w:r>
+            <w:r>
+              <w:rPr>
+                <w:rFonts w:ascii="Courier New" w:hAnsi="Courier New"/>
+                <w:sz w:val="18"/>
+              </w:rPr>
+              <w:t>B-01</w:t>
+            </w:r>
+            <w:r>
+              <w:rPr>
+                <w:color w:val="373737"/>
+                <w:sz w:val="18"/>
+              </w:rPr>
+              <w:t xml:space="preserve"> (1–2d)</w:t>
+            </w:r>
+          </w:p>
+        </w:tc>
+        <w:tc>
+          <w:tcPr>
+            <w:tcW w:type="dxa" w:w="3419"/>
+            <w:vAlign w:val="top"/>
+          </w:tcPr>
+          <w:p>
+            <w:pPr>
+              <w:jc w:val="left"/>
+            </w:pPr>
+            <w:r>
+              <w:rPr>
+                <w:color w:val="373737"/>
+                <w:sz w:val="18"/>
+              </w:rPr>
+              <w:t xml:space="preserve">⏳ after </w:t>
+            </w:r>
+            <w:r>
+              <w:rPr>
+                <w:rFonts w:ascii="Courier New" w:hAnsi="Courier New"/>
+                <w:sz w:val="18"/>
+              </w:rPr>
+              <w:t>B-01</w:t>
+            </w:r>
+            <w:r>
+              <w:rPr>
+                <w:color w:val="373737"/>
+                <w:sz w:val="18"/>
+              </w:rPr>
+              <w:t xml:space="preserve"> → 🟡 </w:t>
+            </w:r>
+            <w:r>
+              <w:rPr>
+                <w:rFonts w:ascii="Courier New" w:hAnsi="Courier New"/>
+                <w:sz w:val="18"/>
+              </w:rPr>
+              <w:t>G-02</w:t>
+            </w:r>
+            <w:r>
+              <w:rPr>
+                <w:color w:val="373737"/>
+                <w:sz w:val="18"/>
+              </w:rPr>
+              <w:t xml:space="preserve"> (2–4d)</w:t>
+            </w:r>
+          </w:p>
+        </w:tc>
+      </w:tr>
+      <w:tr>
+        <w:tc>
+          <w:tcPr>
+            <w:tcW w:type="dxa" w:w="3419"/>
+            <w:shd w:val="clear" w:color="auto" w:fill="F5F8FF"/>
+            <w:vAlign w:val="top"/>
+          </w:tcPr>
+          <w:p>
+            <w:pPr>
+              <w:jc w:val="left"/>
+            </w:pPr>
+            <w:r>
+              <w:rPr>
+                <w:color w:val="373737"/>
+                <w:sz w:val="18"/>
+              </w:rPr>
+              <w:t>2</w:t>
+            </w:r>
+          </w:p>
+        </w:tc>
+        <w:tc>
+          <w:tcPr>
+            <w:tcW w:type="dxa" w:w="3419"/>
+            <w:shd w:val="clear" w:color="auto" w:fill="F5F8FF"/>
+            <w:vAlign w:val="top"/>
+          </w:tcPr>
+          <w:p>
+            <w:pPr>
+              <w:jc w:val="left"/>
+            </w:pPr>
+            <w:r>
+              <w:rPr>
+                <w:color w:val="373737"/>
+                <w:sz w:val="18"/>
+              </w:rPr>
+              <w:t xml:space="preserve">🟡 </w:t>
+            </w:r>
+            <w:r>
+              <w:rPr>
+                <w:rFonts w:ascii="Courier New" w:hAnsi="Courier New"/>
+                <w:sz w:val="18"/>
+              </w:rPr>
+              <w:t>D-01</w:t>
+            </w:r>
+            <w:r>
+              <w:rPr>
+                <w:color w:val="373737"/>
+                <w:sz w:val="18"/>
+              </w:rPr>
+              <w:t xml:space="preserve"> (2–4d)</w:t>
+            </w:r>
+          </w:p>
+        </w:tc>
+        <w:tc>
+          <w:tcPr>
+            <w:tcW w:type="dxa" w:w="3419"/>
+            <w:shd w:val="clear" w:color="auto" w:fill="F5F8FF"/>
+            <w:vAlign w:val="top"/>
+          </w:tcPr>
+          <w:p>
+            <w:pPr>
+              <w:jc w:val="left"/>
+            </w:pPr>
+            <w:r>
+              <w:rPr>
+                <w:color w:val="373737"/>
+                <w:sz w:val="18"/>
+              </w:rPr>
+              <w:t xml:space="preserve">🟢 </w:t>
+            </w:r>
+            <w:r>
+              <w:rPr>
+                <w:rFonts w:ascii="Courier New" w:hAnsi="Courier New"/>
+                <w:sz w:val="18"/>
+              </w:rPr>
+              <w:t>F-01</w:t>
+            </w:r>
+            <w:r>
+              <w:rPr>
+                <w:color w:val="373737"/>
+                <w:sz w:val="18"/>
+              </w:rPr>
+              <w:t xml:space="preserve"> (1–2d) ⛔</w:t>
+            </w:r>
+          </w:p>
+        </w:tc>
+      </w:tr>
+      <w:tr>
+        <w:tc>
+          <w:tcPr>
+            <w:tcW w:type="dxa" w:w="3419"/>
+            <w:vAlign w:val="top"/>
+          </w:tcPr>
+          <w:p>
+            <w:pPr>
+              <w:jc w:val="left"/>
+            </w:pPr>
+            <w:r>
+              <w:rPr>
+                <w:color w:val="373737"/>
+                <w:sz w:val="18"/>
+              </w:rPr>
+              <w:t>3</w:t>
+            </w:r>
+          </w:p>
+        </w:tc>
+        <w:tc>
+          <w:tcPr>
+            <w:tcW w:type="dxa" w:w="3419"/>
+            <w:vAlign w:val="top"/>
+          </w:tcPr>
+          <w:p>
+            <w:pPr>
+              <w:jc w:val="left"/>
+            </w:pPr>
+            <w:r>
+              <w:rPr>
+                <w:color w:val="373737"/>
+                <w:sz w:val="18"/>
+              </w:rPr>
+              <w:t xml:space="preserve">🟢 </w:t>
+            </w:r>
+            <w:r>
+              <w:rPr>
+                <w:rFonts w:ascii="Courier New" w:hAnsi="Courier New"/>
+                <w:sz w:val="18"/>
+              </w:rPr>
+              <w:t>B-02</w:t>
+            </w:r>
+            <w:r>
+              <w:rPr>
+                <w:color w:val="373737"/>
+                <w:sz w:val="18"/>
+              </w:rPr>
+              <w:t xml:space="preserve"> (1–2d)</w:t>
+            </w:r>
+          </w:p>
+        </w:tc>
+        <w:tc>
+          <w:tcPr>
+            <w:tcW w:type="dxa" w:w="3419"/>
+            <w:vAlign w:val="top"/>
+          </w:tcPr>
+          <w:p>
+            <w:pPr>
+              <w:jc w:val="left"/>
+            </w:pPr>
+            <w:r>
+              <w:rPr>
+                <w:color w:val="373737"/>
+                <w:sz w:val="18"/>
+              </w:rPr>
+              <w:t xml:space="preserve">🟢 </w:t>
+            </w:r>
+            <w:r>
+              <w:rPr>
+                <w:rFonts w:ascii="Courier New" w:hAnsi="Courier New"/>
+                <w:sz w:val="18"/>
+              </w:rPr>
+              <w:t>G-03</w:t>
+            </w:r>
+            <w:r>
+              <w:rPr>
+                <w:color w:val="373737"/>
+                <w:sz w:val="18"/>
+              </w:rPr>
+              <w:t xml:space="preserve"> (1–2d)</w:t>
+            </w:r>
+          </w:p>
+        </w:tc>
+      </w:tr>
+      <w:tr>
+        <w:tc>
+          <w:tcPr>
+            <w:tcW w:type="dxa" w:w="3419"/>
+            <w:shd w:val="clear" w:color="auto" w:fill="F5F8FF"/>
+            <w:vAlign w:val="top"/>
+          </w:tcPr>
+          <w:p>
+            <w:pPr>
+              <w:jc w:val="left"/>
+            </w:pPr>
+            <w:r>
+              <w:rPr>
+                <w:color w:val="373737"/>
+                <w:sz w:val="18"/>
+              </w:rPr>
+              <w:t>4</w:t>
+            </w:r>
+          </w:p>
+        </w:tc>
+        <w:tc>
+          <w:tcPr>
+            <w:tcW w:type="dxa" w:w="3419"/>
+            <w:shd w:val="clear" w:color="auto" w:fill="F5F8FF"/>
+            <w:vAlign w:val="top"/>
+          </w:tcPr>
+          <w:p>
+            <w:pPr>
+              <w:jc w:val="left"/>
+            </w:pPr>
+            <w:r>
+              <w:rPr>
+                <w:color w:val="373737"/>
+                <w:sz w:val="18"/>
+              </w:rPr>
+              <w:t xml:space="preserve">🟢 </w:t>
+            </w:r>
+            <w:r>
+              <w:rPr>
+                <w:rFonts w:ascii="Courier New" w:hAnsi="Courier New"/>
+                <w:sz w:val="18"/>
+              </w:rPr>
+              <w:t>G-01</w:t>
+            </w:r>
+            <w:r>
+              <w:rPr>
+                <w:color w:val="373737"/>
+                <w:sz w:val="18"/>
+              </w:rPr>
+              <w:t xml:space="preserve"> (1–2d)</w:t>
+            </w:r>
+          </w:p>
+        </w:tc>
+        <w:tc>
+          <w:tcPr>
+            <w:tcW w:type="dxa" w:w="3419"/>
+            <w:shd w:val="clear" w:color="auto" w:fill="F5F8FF"/>
+            <w:vAlign w:val="top"/>
+          </w:tcPr>
+          <w:p>
+            <w:pPr>
+              <w:jc w:val="left"/>
+            </w:pPr>
+            <w:r>
+              <w:rPr>
+                <w:color w:val="373737"/>
+                <w:sz w:val="18"/>
+              </w:rPr>
+              <w:t>—</w:t>
+            </w:r>
+          </w:p>
+        </w:tc>
+      </w:tr>
+    </w:tbl>
+    <w:p/>
+    <w:p>
+      <w:pPr>
+        <w:spacing w:after="60"/>
+      </w:pPr>
+      <w:r>
+        <w:rPr>
+          <w:b/>
+          <w:color w:val="373737"/>
+          <w:sz w:val="19"/>
+        </w:rPr>
+        <w:t>BE-1:</w:t>
+      </w:r>
+      <w:r>
+        <w:rPr>
+          <w:color w:val="373737"/>
+          <w:sz w:val="19"/>
+        </w:rPr>
+        <w:t xml:space="preserve"> </w:t>
+      </w:r>
+      <w:r>
+        <w:rPr>
+          <w:rFonts w:ascii="Courier New" w:hAnsi="Courier New"/>
+          <w:sz w:val="19"/>
+        </w:rPr>
+        <w:t>B-01</w:t>
+      </w:r>
+      <w:r>
+        <w:rPr>
+          <w:color w:val="373737"/>
+          <w:sz w:val="19"/>
+        </w:rPr>
+        <w:t xml:space="preserve"> → </w:t>
+      </w:r>
+      <w:r>
+        <w:rPr>
+          <w:rFonts w:ascii="Courier New" w:hAnsi="Courier New"/>
+          <w:sz w:val="19"/>
+        </w:rPr>
+        <w:t>D-01</w:t>
+      </w:r>
+      <w:r>
+        <w:rPr>
+          <w:color w:val="373737"/>
+          <w:sz w:val="19"/>
+        </w:rPr>
+        <w:t xml:space="preserve"> → </w:t>
+      </w:r>
+      <w:r>
+        <w:rPr>
+          <w:rFonts w:ascii="Courier New" w:hAnsi="Courier New"/>
+          <w:sz w:val="19"/>
+        </w:rPr>
+        <w:t>B-02</w:t>
+      </w:r>
+      <w:r>
+        <w:rPr>
+          <w:color w:val="373737"/>
+          <w:sz w:val="19"/>
+        </w:rPr>
+        <w:t xml:space="preserve"> → </w:t>
+      </w:r>
+      <w:r>
+        <w:rPr>
+          <w:rFonts w:ascii="Courier New" w:hAnsi="Courier New"/>
+          <w:sz w:val="19"/>
+        </w:rPr>
+        <w:t>G-01</w:t>
+      </w:r>
+      <w:r>
+        <w:rPr>
+          <w:color w:val="373737"/>
+          <w:sz w:val="19"/>
+        </w:rPr>
+        <w:t>&lt;br&gt;</w:t>
+      </w:r>
+      <w:r>
+        <w:rPr>
+          <w:b/>
+          <w:color w:val="373737"/>
+          <w:sz w:val="19"/>
+        </w:rPr>
+        <w:t>BE-2:</w:t>
+      </w:r>
+      <w:r>
+        <w:rPr>
+          <w:color w:val="373737"/>
+          <w:sz w:val="19"/>
+        </w:rPr>
+        <w:t xml:space="preserve"> </w:t>
+      </w:r>
+      <w:r>
+        <w:rPr>
+          <w:rFonts w:ascii="Courier New" w:hAnsi="Courier New"/>
+          <w:sz w:val="19"/>
+        </w:rPr>
+        <w:t>G-02</w:t>
+      </w:r>
+      <w:r>
+        <w:rPr>
+          <w:color w:val="373737"/>
+          <w:sz w:val="19"/>
+        </w:rPr>
+        <w:t xml:space="preserve"> → </w:t>
+      </w:r>
+      <w:r>
+        <w:rPr>
+          <w:rFonts w:ascii="Courier New" w:hAnsi="Courier New"/>
+          <w:sz w:val="19"/>
+        </w:rPr>
+        <w:t>F-01</w:t>
+      </w:r>
+      <w:r>
+        <w:rPr>
+          <w:color w:val="373737"/>
+          <w:sz w:val="19"/>
+        </w:rPr>
+        <w:t xml:space="preserve"> → </w:t>
+      </w:r>
+      <w:r>
+        <w:rPr>
+          <w:rFonts w:ascii="Courier New" w:hAnsi="Courier New"/>
+          <w:sz w:val="19"/>
+        </w:rPr>
+        <w:t>G-03</w:t>
+      </w:r>
+    </w:p>
+    <w:p>
+      <w:pPr>
+        <w:spacing w:after="60"/>
+      </w:pPr>
+      <w:r>
+        <w:rPr>
+          <w:b/>
+          <w:color w:val="373737"/>
+          <w:sz w:val="19"/>
+        </w:rPr>
+        <w:t>Elapsed (nominal midpoints):</w:t>
+      </w:r>
+      <w:r>
+        <w:rPr>
+          <w:color w:val="373737"/>
+          <w:sz w:val="19"/>
+        </w:rPr>
+        <w:t xml:space="preserve"> ~8 working days with 2 engineers vs ~14 days sequential.</w:t>
       </w:r>
     </w:p>
     <w:p>

--- a/output/summary/impression/FederatedGqlBreakDown-BE-impression.docx
+++ b/output/summary/impression/FederatedGqlBreakDown-BE-impression.docx
@@ -2538,7 +2538,7 @@
           <w:rFonts w:ascii="Courier New" w:hAnsi="Courier New"/>
           <w:sz w:val="19"/>
         </w:rPr>
-        <w:t>G-02</w:t>
+        <w:t>D-01</w:t>
       </w:r>
       <w:r>
         <w:rPr>
@@ -3004,7 +3004,15 @@
                 <w:color w:val="373737"/>
                 <w:sz w:val="18"/>
               </w:rPr>
-              <w:t xml:space="preserve"> (1–2d)</w:t>
+              <w:t xml:space="preserve"> (1–2d) </w:t>
+            </w:r>
+            <w:r>
+              <w:rPr>
+                <w:i/>
+                <w:color w:val="373737"/>
+                <w:sz w:val="18"/>
+              </w:rPr>
+              <w:t>(grouped XS: +`G-04`)</w:t>
             </w:r>
           </w:p>
         </w:tc>
@@ -5067,7 +5075,21 @@
                 <w:color w:val="373737"/>
                 <w:sz w:val="17"/>
               </w:rPr>
-              <w:t xml:space="preserve"> field resolvers (5 fields)</w:t>
+              <w:t xml:space="preserve"> field resolvers · </w:t>
+            </w:r>
+            <w:r>
+              <w:rPr>
+                <w:rFonts w:ascii="Courier New" w:hAnsi="Courier New"/>
+                <w:sz w:val="17"/>
+              </w:rPr>
+              <w:t>attachment</w:t>
+            </w:r>
+            <w:r>
+              <w:rPr>
+                <w:color w:val="373737"/>
+                <w:sz w:val="17"/>
+              </w:rPr>
+              <w:t xml:space="preserve"> entity reference</w:t>
             </w:r>
           </w:p>
         </w:tc>
@@ -5104,6 +5126,25 @@
               <w:t>Field Resolver</w:t>
             </w:r>
           </w:p>
+          <w:p>
+            <w:pPr>
+              <w:spacing w:after="20"/>
+            </w:pPr>
+            <w:r>
+              <w:rPr>
+                <w:color w:val="444444"/>
+                <w:sz w:val="16"/>
+              </w:rPr>
+              <w:t xml:space="preserve">Calls: </w:t>
+            </w:r>
+            <w:r>
+              <w:rPr>
+                <w:color w:val="373737"/>
+                <w:sz w:val="16"/>
+              </w:rPr>
+              <w:t>attachment</w:t>
+            </w:r>
+          </w:p>
         </w:tc>
         <w:tc>
           <w:tcPr>
@@ -5143,7 +5184,55 @@
                 <w:color w:val="373737"/>
                 <w:sz w:val="17"/>
               </w:rPr>
-              <w:t>Resolve the individual Impression fields.</w:t>
+              <w:t xml:space="preserve">Resolve the individual Impression fields; Adds </w:t>
+            </w:r>
+            <w:r>
+              <w:rPr>
+                <w:rFonts w:ascii="Courier New" w:hAnsi="Courier New"/>
+                <w:sz w:val="17"/>
+              </w:rPr>
+              <w:t>attachment { … }</w:t>
+            </w:r>
+            <w:r>
+              <w:rPr>
+                <w:color w:val="373737"/>
+                <w:sz w:val="17"/>
+              </w:rPr>
+              <w:t xml:space="preserve"> next to </w:t>
+            </w:r>
+            <w:r>
+              <w:rPr>
+                <w:rFonts w:ascii="Courier New" w:hAnsi="Courier New"/>
+                <w:sz w:val="17"/>
+              </w:rPr>
+              <w:t>attachmentId</w:t>
+            </w:r>
+            <w:r>
+              <w:rPr>
+                <w:color w:val="373737"/>
+                <w:sz w:val="17"/>
+              </w:rPr>
+              <w:t xml:space="preserve"> so clients get file metadata without a</w:t>
+            </w:r>
+          </w:p>
+          <w:p>
+            <w:pPr>
+              <w:spacing w:after="20"/>
+            </w:pPr>
+            <w:r>
+              <w:rPr>
+                <w:b/>
+                <w:color w:val="373737"/>
+                <w:sz w:val="17"/>
+              </w:rPr>
+              <w:t xml:space="preserve">Today — </w:t>
+            </w:r>
+            <w:r>
+              <w:rPr>
+                <w:color w:val="373737"/>
+                <w:sz w:val="17"/>
+              </w:rPr>
+              <w:t>schema adds attachment: Attachment (declare the `Attachment @extends</w:t>
             </w:r>
           </w:p>
           <w:p>
@@ -5176,6 +5265,20 @@
                 <w:rFonts w:ascii="Courier New" w:hAnsi="Courier New"/>
                 <w:sz w:val="17"/>
               </w:rPr>
+              <w:t>Impression</w:t>
+            </w:r>
+            <w:r>
+              <w:rPr>
+                <w:color w:val="373737"/>
+                <w:sz w:val="17"/>
+              </w:rPr>
+              <w:t xml:space="preserve"> field resolvers: </w:t>
+            </w:r>
+            <w:r>
+              <w:rPr>
+                <w:rFonts w:ascii="Courier New" w:hAnsi="Courier New"/>
+                <w:sz w:val="17"/>
+              </w:rPr>
               <w:t>businessPartners</w:t>
             </w:r>
             <w:r>
@@ -5238,6 +5341,20 @@
                 <w:rFonts w:ascii="Courier New" w:hAnsi="Courier New"/>
                 <w:sz w:val="17"/>
               </w:rPr>
+              <w:t>Impression</w:t>
+            </w:r>
+            <w:r>
+              <w:rPr>
+                <w:color w:val="373737"/>
+                <w:sz w:val="17"/>
+              </w:rPr>
+              <w:t xml:space="preserve"> field resolvers: </w:t>
+            </w:r>
+            <w:r>
+              <w:rPr>
+                <w:rFonts w:ascii="Courier New" w:hAnsi="Courier New"/>
+                <w:sz w:val="17"/>
+              </w:rPr>
               <w:t>workspaces</w:t>
             </w:r>
             <w:r>
@@ -5293,42 +5410,42 @@
                 <w:rFonts w:ascii="Courier New" w:hAnsi="Courier New"/>
                 <w:sz w:val="17"/>
               </w:rPr>
-              <w:t>createdBy</w:t>
+              <w:t>Impression</w:t>
             </w:r>
             <w:r>
               <w:rPr>
                 <w:color w:val="373737"/>
                 <w:sz w:val="17"/>
               </w:rPr>
-              <w:t xml:space="preserve"> / </w:t>
+              <w:t xml:space="preserve"> field resolvers: </w:t>
             </w:r>
             <w:r>
               <w:rPr>
                 <w:rFonts w:ascii="Courier New" w:hAnsi="Courier New"/>
                 <w:sz w:val="17"/>
               </w:rPr>
-              <w:t>updatedBy</w:t>
+              <w:t>createdBy</w:t>
             </w:r>
             <w:r>
               <w:rPr>
                 <w:color w:val="373737"/>
                 <w:sz w:val="17"/>
               </w:rPr>
-              <w:t xml:space="preserve">: </w:t>
+              <w:t xml:space="preserve"> / </w:t>
             </w:r>
             <w:r>
               <w:rPr>
                 <w:rFonts w:ascii="Courier New" w:hAnsi="Courier New"/>
                 <w:sz w:val="17"/>
               </w:rPr>
-              <w:t>null</w:t>
+              <w:t>updatedBy</w:t>
             </w:r>
             <w:r>
               <w:rPr>
                 <w:color w:val="373737"/>
                 <w:sz w:val="17"/>
               </w:rPr>
-              <w:t xml:space="preserve"> id returns </w:t>
+              <w:t xml:space="preserve">: </w:t>
             </w:r>
             <w:r>
               <w:rPr>
@@ -5342,7 +5459,144 @@
                 <w:color w:val="373737"/>
                 <w:sz w:val="17"/>
               </w:rPr>
+              <w:t xml:space="preserve"> id returns </w:t>
+            </w:r>
+            <w:r>
+              <w:rPr>
+                <w:rFonts w:ascii="Courier New" w:hAnsi="Courier New"/>
+                <w:sz w:val="17"/>
+              </w:rPr>
+              <w:t>null</w:t>
+            </w:r>
+            <w:r>
+              <w:rPr>
+                <w:color w:val="373737"/>
+                <w:sz w:val="17"/>
+              </w:rPr>
               <w:t xml:space="preserve"> — no exception thrown</w:t>
+            </w:r>
+          </w:p>
+          <w:p>
+            <w:pPr>
+              <w:spacing w:after="20"/>
+              <w:ind w:left="173"/>
+            </w:pPr>
+            <w:r>
+              <w:rPr>
+                <w:color w:val="444444"/>
+                <w:sz w:val="17"/>
+              </w:rPr>
+              <w:t xml:space="preserve">• </w:t>
+            </w:r>
+            <w:r>
+              <w:rPr>
+                <w:rFonts w:ascii="Courier New" w:hAnsi="Courier New"/>
+                <w:sz w:val="17"/>
+              </w:rPr>
+              <w:t>attachment</w:t>
+            </w:r>
+            <w:r>
+              <w:rPr>
+                <w:color w:val="373737"/>
+                <w:sz w:val="17"/>
+              </w:rPr>
+              <w:t xml:space="preserve"> entity reference: PO approval recorded (OQ-5) before implementation starts</w:t>
+            </w:r>
+          </w:p>
+          <w:p>
+            <w:pPr>
+              <w:spacing w:after="20"/>
+              <w:ind w:left="173"/>
+            </w:pPr>
+            <w:r>
+              <w:rPr>
+                <w:color w:val="444444"/>
+                <w:sz w:val="17"/>
+              </w:rPr>
+              <w:t xml:space="preserve">• </w:t>
+            </w:r>
+            <w:r>
+              <w:rPr>
+                <w:rFonts w:ascii="Courier New" w:hAnsi="Courier New"/>
+                <w:sz w:val="17"/>
+              </w:rPr>
+              <w:t>attachment</w:t>
+            </w:r>
+            <w:r>
+              <w:rPr>
+                <w:color w:val="373737"/>
+                <w:sz w:val="17"/>
+              </w:rPr>
+              <w:t xml:space="preserve"> entity reference: </w:t>
+            </w:r>
+            <w:r>
+              <w:rPr>
+                <w:rFonts w:ascii="Courier New" w:hAnsi="Courier New"/>
+                <w:sz w:val="17"/>
+              </w:rPr>
+              <w:t>attachment { id }</w:t>
+            </w:r>
+            <w:r>
+              <w:rPr>
+                <w:color w:val="373737"/>
+                <w:sz w:val="17"/>
+              </w:rPr>
+              <w:t xml:space="preserve"> resolves as a stub; </w:t>
+            </w:r>
+            <w:r>
+              <w:rPr>
+                <w:rFonts w:ascii="Courier New" w:hAnsi="Courier New"/>
+                <w:sz w:val="17"/>
+              </w:rPr>
+              <w:t>attachmentId</w:t>
+            </w:r>
+            <w:r>
+              <w:rPr>
+                <w:color w:val="373737"/>
+                <w:sz w:val="17"/>
+              </w:rPr>
+              <w:t xml:space="preserve"> unchanged (parity)</w:t>
+            </w:r>
+          </w:p>
+          <w:p>
+            <w:pPr>
+              <w:spacing w:after="20"/>
+              <w:ind w:left="173"/>
+            </w:pPr>
+            <w:r>
+              <w:rPr>
+                <w:color w:val="444444"/>
+                <w:sz w:val="17"/>
+              </w:rPr>
+              <w:t xml:space="preserve">• </w:t>
+            </w:r>
+            <w:r>
+              <w:rPr>
+                <w:rFonts w:ascii="Courier New" w:hAnsi="Courier New"/>
+                <w:sz w:val="17"/>
+              </w:rPr>
+              <w:t>attachment</w:t>
+            </w:r>
+            <w:r>
+              <w:rPr>
+                <w:color w:val="373737"/>
+                <w:sz w:val="17"/>
+              </w:rPr>
+              <w:t xml:space="preserve"> entity reference: Null-safe when </w:t>
+            </w:r>
+            <w:r>
+              <w:rPr>
+                <w:rFonts w:ascii="Courier New" w:hAnsi="Courier New"/>
+                <w:sz w:val="17"/>
+              </w:rPr>
+              <w:t>attachmentId</w:t>
+            </w:r>
+            <w:r>
+              <w:rPr>
+                <w:color w:val="373737"/>
+                <w:sz w:val="17"/>
+              </w:rPr>
+              <w:t xml:space="preserve"> is absent</w:t>
             </w:r>
           </w:p>
         </w:tc>

--- a/output/summary/impression/FederatedGqlBreakDown-BE-impression.docx
+++ b/output/summary/impression/FederatedGqlBreakDown-BE-impression.docx
@@ -76,7 +76,7 @@
                 <w:color w:val="1F497D"/>
                 <w:sz w:val="22"/>
               </w:rPr>
-              <w:t>7</w:t>
+              <w:t>8</w:t>
             </w:r>
           </w:p>
         </w:tc>
@@ -132,7 +132,7 @@
                 <w:color w:val="1F497D"/>
                 <w:sz w:val="22"/>
               </w:rPr>
-              <w:t>🔴 0  🟠 0  🟡 2  🟢 5</w:t>
+              <w:t>🔴 0  🟠 0  🟡 2  🟢 6</w:t>
             </w:r>
           </w:p>
         </w:tc>
@@ -2369,6 +2369,20 @@
               </w:rPr>
               <w:t>G-02</w:t>
             </w:r>
+            <w:r>
+              <w:rPr>
+                <w:color w:val="373737"/>
+                <w:sz w:val="18"/>
+              </w:rPr>
+              <w:t xml:space="preserve">, 🟢 </w:t>
+            </w:r>
+            <w:r>
+              <w:rPr>
+                <w:rFonts w:ascii="Courier New" w:hAnsi="Courier New"/>
+                <w:sz w:val="18"/>
+              </w:rPr>
+              <w:t>G-04</w:t>
+            </w:r>
           </w:p>
         </w:tc>
         <w:tc>
@@ -3004,15 +3018,7 @@
                 <w:color w:val="373737"/>
                 <w:sz w:val="18"/>
               </w:rPr>
-              <w:t xml:space="preserve"> (1–2d) </w:t>
-            </w:r>
-            <w:r>
-              <w:rPr>
-                <w:i/>
-                <w:color w:val="373737"/>
-                <w:sz w:val="18"/>
-              </w:rPr>
-              <w:t>(grouped XS: +`G-04`)</w:t>
+              <w:t xml:space="preserve"> (1–2d)</w:t>
             </w:r>
           </w:p>
         </w:tc>
@@ -3020,6 +3026,76 @@
           <w:tcPr>
             <w:tcW w:type="dxa" w:w="3419"/>
             <w:shd w:val="clear" w:color="auto" w:fill="F5F8FF"/>
+            <w:vAlign w:val="top"/>
+          </w:tcPr>
+          <w:p>
+            <w:pPr>
+              <w:jc w:val="left"/>
+            </w:pPr>
+            <w:r>
+              <w:rPr>
+                <w:color w:val="373737"/>
+                <w:sz w:val="18"/>
+              </w:rPr>
+              <w:t>—</w:t>
+            </w:r>
+          </w:p>
+        </w:tc>
+      </w:tr>
+      <w:tr>
+        <w:tc>
+          <w:tcPr>
+            <w:tcW w:type="dxa" w:w="3419"/>
+            <w:vAlign w:val="top"/>
+          </w:tcPr>
+          <w:p>
+            <w:pPr>
+              <w:jc w:val="left"/>
+            </w:pPr>
+            <w:r>
+              <w:rPr>
+                <w:color w:val="373737"/>
+                <w:sz w:val="18"/>
+              </w:rPr>
+              <w:t>5</w:t>
+            </w:r>
+          </w:p>
+        </w:tc>
+        <w:tc>
+          <w:tcPr>
+            <w:tcW w:type="dxa" w:w="3419"/>
+            <w:vAlign w:val="top"/>
+          </w:tcPr>
+          <w:p>
+            <w:pPr>
+              <w:jc w:val="left"/>
+            </w:pPr>
+            <w:r>
+              <w:rPr>
+                <w:color w:val="373737"/>
+                <w:sz w:val="18"/>
+              </w:rPr>
+              <w:t xml:space="preserve">🟢 </w:t>
+            </w:r>
+            <w:r>
+              <w:rPr>
+                <w:rFonts w:ascii="Courier New" w:hAnsi="Courier New"/>
+                <w:sz w:val="18"/>
+              </w:rPr>
+              <w:t>G-04</w:t>
+            </w:r>
+            <w:r>
+              <w:rPr>
+                <w:color w:val="373737"/>
+                <w:sz w:val="18"/>
+              </w:rPr>
+              <w:t xml:space="preserve"> (1–2d)</w:t>
+            </w:r>
+          </w:p>
+        </w:tc>
+        <w:tc>
+          <w:tcPr>
+            <w:tcW w:type="dxa" w:w="3419"/>
             <w:vAlign w:val="top"/>
           </w:tcPr>
           <w:p>
@@ -3111,6 +3187,20 @@
           <w:color w:val="373737"/>
           <w:sz w:val="19"/>
         </w:rPr>
+        <w:t xml:space="preserve"> → </w:t>
+      </w:r>
+      <w:r>
+        <w:rPr>
+          <w:rFonts w:ascii="Courier New" w:hAnsi="Courier New"/>
+          <w:sz w:val="19"/>
+        </w:rPr>
+        <w:t>G-04</w:t>
+      </w:r>
+      <w:r>
+        <w:rPr>
+          <w:color w:val="373737"/>
+          <w:sz w:val="19"/>
+        </w:rPr>
         <w:t>&lt;br&gt;</w:t>
       </w:r>
       <w:r>
@@ -3181,7 +3271,7 @@
           <w:color w:val="373737"/>
           <w:sz w:val="19"/>
         </w:rPr>
-        <w:t xml:space="preserve"> ~8 working days with 2 engineers vs ~14 days sequential.</w:t>
+        <w:t xml:space="preserve"> ~9 working days with 2 engineers vs ~15 days sequential.</w:t>
       </w:r>
     </w:p>
     <w:p>
@@ -4910,7 +5000,7 @@
           <w:color w:val="0A4023"/>
           <w:sz w:val="22"/>
         </w:rPr>
-        <w:t>🧪 Phase G — Field Resolvers &amp; Tests  (3 stories)</w:t>
+        <w:t>🧪 Phase G — Field Resolvers &amp; Tests  (4 stories)</w:t>
       </w:r>
     </w:p>
     <w:tbl>
@@ -5075,21 +5165,7 @@
                 <w:color w:val="373737"/>
                 <w:sz w:val="17"/>
               </w:rPr>
-              <w:t xml:space="preserve"> field resolvers · </w:t>
-            </w:r>
-            <w:r>
-              <w:rPr>
-                <w:rFonts w:ascii="Courier New" w:hAnsi="Courier New"/>
-                <w:sz w:val="17"/>
-              </w:rPr>
-              <w:t>attachment</w:t>
-            </w:r>
-            <w:r>
-              <w:rPr>
-                <w:color w:val="373737"/>
-                <w:sz w:val="17"/>
-              </w:rPr>
-              <w:t xml:space="preserve"> entity reference</w:t>
+              <w:t xml:space="preserve"> field resolvers (5 fields)</w:t>
             </w:r>
           </w:p>
         </w:tc>
@@ -5126,25 +5202,6 @@
               <w:t>Field Resolver</w:t>
             </w:r>
           </w:p>
-          <w:p>
-            <w:pPr>
-              <w:spacing w:after="20"/>
-            </w:pPr>
-            <w:r>
-              <w:rPr>
-                <w:color w:val="444444"/>
-                <w:sz w:val="16"/>
-              </w:rPr>
-              <w:t xml:space="preserve">Calls: </w:t>
-            </w:r>
-            <w:r>
-              <w:rPr>
-                <w:color w:val="373737"/>
-                <w:sz w:val="16"/>
-              </w:rPr>
-              <w:t>attachment</w:t>
-            </w:r>
-          </w:p>
         </w:tc>
         <w:tc>
           <w:tcPr>
@@ -5184,55 +5241,7 @@
                 <w:color w:val="373737"/>
                 <w:sz w:val="17"/>
               </w:rPr>
-              <w:t xml:space="preserve">Resolve the individual Impression fields; Adds </w:t>
-            </w:r>
-            <w:r>
-              <w:rPr>
-                <w:rFonts w:ascii="Courier New" w:hAnsi="Courier New"/>
-                <w:sz w:val="17"/>
-              </w:rPr>
-              <w:t>attachment { … }</w:t>
-            </w:r>
-            <w:r>
-              <w:rPr>
-                <w:color w:val="373737"/>
-                <w:sz w:val="17"/>
-              </w:rPr>
-              <w:t xml:space="preserve"> next to </w:t>
-            </w:r>
-            <w:r>
-              <w:rPr>
-                <w:rFonts w:ascii="Courier New" w:hAnsi="Courier New"/>
-                <w:sz w:val="17"/>
-              </w:rPr>
-              <w:t>attachmentId</w:t>
-            </w:r>
-            <w:r>
-              <w:rPr>
-                <w:color w:val="373737"/>
-                <w:sz w:val="17"/>
-              </w:rPr>
-              <w:t xml:space="preserve"> so clients get file metadata without a</w:t>
-            </w:r>
-          </w:p>
-          <w:p>
-            <w:pPr>
-              <w:spacing w:after="20"/>
-            </w:pPr>
-            <w:r>
-              <w:rPr>
-                <w:b/>
-                <w:color w:val="373737"/>
-                <w:sz w:val="17"/>
-              </w:rPr>
-              <w:t xml:space="preserve">Today — </w:t>
-            </w:r>
-            <w:r>
-              <w:rPr>
-                <w:color w:val="373737"/>
-                <w:sz w:val="17"/>
-              </w:rPr>
-              <w:t>schema adds attachment: Attachment (declare the `Attachment @extends</w:t>
+              <w:t>Resolve the individual Impression fields.</w:t>
             </w:r>
           </w:p>
           <w:p>
@@ -5265,20 +5274,6 @@
                 <w:rFonts w:ascii="Courier New" w:hAnsi="Courier New"/>
                 <w:sz w:val="17"/>
               </w:rPr>
-              <w:t>Impression</w:t>
-            </w:r>
-            <w:r>
-              <w:rPr>
-                <w:color w:val="373737"/>
-                <w:sz w:val="17"/>
-              </w:rPr>
-              <w:t xml:space="preserve"> field resolvers: </w:t>
-            </w:r>
-            <w:r>
-              <w:rPr>
-                <w:rFonts w:ascii="Courier New" w:hAnsi="Courier New"/>
-                <w:sz w:val="17"/>
-              </w:rPr>
               <w:t>businessPartners</w:t>
             </w:r>
             <w:r>
@@ -5341,20 +5336,6 @@
                 <w:rFonts w:ascii="Courier New" w:hAnsi="Courier New"/>
                 <w:sz w:val="17"/>
               </w:rPr>
-              <w:t>Impression</w:t>
-            </w:r>
-            <w:r>
-              <w:rPr>
-                <w:color w:val="373737"/>
-                <w:sz w:val="17"/>
-              </w:rPr>
-              <w:t xml:space="preserve"> field resolvers: </w:t>
-            </w:r>
-            <w:r>
-              <w:rPr>
-                <w:rFonts w:ascii="Courier New" w:hAnsi="Courier New"/>
-                <w:sz w:val="17"/>
-              </w:rPr>
               <w:t>workspaces</w:t>
             </w:r>
             <w:r>
@@ -5410,42 +5391,42 @@
                 <w:rFonts w:ascii="Courier New" w:hAnsi="Courier New"/>
                 <w:sz w:val="17"/>
               </w:rPr>
-              <w:t>Impression</w:t>
+              <w:t>createdBy</w:t>
             </w:r>
             <w:r>
               <w:rPr>
                 <w:color w:val="373737"/>
                 <w:sz w:val="17"/>
               </w:rPr>
-              <w:t xml:space="preserve"> field resolvers: </w:t>
+              <w:t xml:space="preserve"> / </w:t>
             </w:r>
             <w:r>
               <w:rPr>
                 <w:rFonts w:ascii="Courier New" w:hAnsi="Courier New"/>
                 <w:sz w:val="17"/>
               </w:rPr>
-              <w:t>createdBy</w:t>
+              <w:t>updatedBy</w:t>
             </w:r>
             <w:r>
               <w:rPr>
                 <w:color w:val="373737"/>
                 <w:sz w:val="17"/>
               </w:rPr>
-              <w:t xml:space="preserve"> / </w:t>
+              <w:t xml:space="preserve">: </w:t>
             </w:r>
             <w:r>
               <w:rPr>
                 <w:rFonts w:ascii="Courier New" w:hAnsi="Courier New"/>
                 <w:sz w:val="17"/>
               </w:rPr>
-              <w:t>updatedBy</w:t>
+              <w:t>null</w:t>
             </w:r>
             <w:r>
               <w:rPr>
                 <w:color w:val="373737"/>
                 <w:sz w:val="17"/>
               </w:rPr>
-              <w:t xml:space="preserve">: </w:t>
+              <w:t xml:space="preserve"> id returns </w:t>
             </w:r>
             <w:r>
               <w:rPr>
@@ -5459,144 +5440,7 @@
                 <w:color w:val="373737"/>
                 <w:sz w:val="17"/>
               </w:rPr>
-              <w:t xml:space="preserve"> id returns </w:t>
-            </w:r>
-            <w:r>
-              <w:rPr>
-                <w:rFonts w:ascii="Courier New" w:hAnsi="Courier New"/>
-                <w:sz w:val="17"/>
-              </w:rPr>
-              <w:t>null</w:t>
-            </w:r>
-            <w:r>
-              <w:rPr>
-                <w:color w:val="373737"/>
-                <w:sz w:val="17"/>
-              </w:rPr>
               <w:t xml:space="preserve"> — no exception thrown</w:t>
-            </w:r>
-          </w:p>
-          <w:p>
-            <w:pPr>
-              <w:spacing w:after="20"/>
-              <w:ind w:left="173"/>
-            </w:pPr>
-            <w:r>
-              <w:rPr>
-                <w:color w:val="444444"/>
-                <w:sz w:val="17"/>
-              </w:rPr>
-              <w:t xml:space="preserve">• </w:t>
-            </w:r>
-            <w:r>
-              <w:rPr>
-                <w:rFonts w:ascii="Courier New" w:hAnsi="Courier New"/>
-                <w:sz w:val="17"/>
-              </w:rPr>
-              <w:t>attachment</w:t>
-            </w:r>
-            <w:r>
-              <w:rPr>
-                <w:color w:val="373737"/>
-                <w:sz w:val="17"/>
-              </w:rPr>
-              <w:t xml:space="preserve"> entity reference: PO approval recorded (OQ-5) before implementation starts</w:t>
-            </w:r>
-          </w:p>
-          <w:p>
-            <w:pPr>
-              <w:spacing w:after="20"/>
-              <w:ind w:left="173"/>
-            </w:pPr>
-            <w:r>
-              <w:rPr>
-                <w:color w:val="444444"/>
-                <w:sz w:val="17"/>
-              </w:rPr>
-              <w:t xml:space="preserve">• </w:t>
-            </w:r>
-            <w:r>
-              <w:rPr>
-                <w:rFonts w:ascii="Courier New" w:hAnsi="Courier New"/>
-                <w:sz w:val="17"/>
-              </w:rPr>
-              <w:t>attachment</w:t>
-            </w:r>
-            <w:r>
-              <w:rPr>
-                <w:color w:val="373737"/>
-                <w:sz w:val="17"/>
-              </w:rPr>
-              <w:t xml:space="preserve"> entity reference: </w:t>
-            </w:r>
-            <w:r>
-              <w:rPr>
-                <w:rFonts w:ascii="Courier New" w:hAnsi="Courier New"/>
-                <w:sz w:val="17"/>
-              </w:rPr>
-              <w:t>attachment { id }</w:t>
-            </w:r>
-            <w:r>
-              <w:rPr>
-                <w:color w:val="373737"/>
-                <w:sz w:val="17"/>
-              </w:rPr>
-              <w:t xml:space="preserve"> resolves as a stub; </w:t>
-            </w:r>
-            <w:r>
-              <w:rPr>
-                <w:rFonts w:ascii="Courier New" w:hAnsi="Courier New"/>
-                <w:sz w:val="17"/>
-              </w:rPr>
-              <w:t>attachmentId</w:t>
-            </w:r>
-            <w:r>
-              <w:rPr>
-                <w:color w:val="373737"/>
-                <w:sz w:val="17"/>
-              </w:rPr>
-              <w:t xml:space="preserve"> unchanged (parity)</w:t>
-            </w:r>
-          </w:p>
-          <w:p>
-            <w:pPr>
-              <w:spacing w:after="20"/>
-              <w:ind w:left="173"/>
-            </w:pPr>
-            <w:r>
-              <w:rPr>
-                <w:color w:val="444444"/>
-                <w:sz w:val="17"/>
-              </w:rPr>
-              <w:t xml:space="preserve">• </w:t>
-            </w:r>
-            <w:r>
-              <w:rPr>
-                <w:rFonts w:ascii="Courier New" w:hAnsi="Courier New"/>
-                <w:sz w:val="17"/>
-              </w:rPr>
-              <w:t>attachment</w:t>
-            </w:r>
-            <w:r>
-              <w:rPr>
-                <w:color w:val="373737"/>
-                <w:sz w:val="17"/>
-              </w:rPr>
-              <w:t xml:space="preserve"> entity reference: Null-safe when </w:t>
-            </w:r>
-            <w:r>
-              <w:rPr>
-                <w:rFonts w:ascii="Courier New" w:hAnsi="Courier New"/>
-                <w:sz w:val="17"/>
-              </w:rPr>
-              <w:t>attachmentId</w:t>
-            </w:r>
-            <w:r>
-              <w:rPr>
-                <w:color w:val="373737"/>
-                <w:sz w:val="17"/>
-              </w:rPr>
-              <w:t xml:space="preserve"> is absent</w:t>
             </w:r>
           </w:p>
         </w:tc>
@@ -6040,6 +5884,308 @@
                 <w:sz w:val="17"/>
               </w:rPr>
               <w:t xml:space="preserve"> error-fallback path is explicitly covered by a unit test</w:t>
+            </w:r>
+          </w:p>
+        </w:tc>
+      </w:tr>
+      <w:tr>
+        <w:tc>
+          <w:tcPr>
+            <w:shd w:val="clear" w:color="auto" w:fill="F5F8FF"/>
+            <w:tcW w:w="2448" w:type="dxa"/>
+          </w:tcPr>
+          <w:p>
+            <w:pPr>
+              <w:spacing w:after="20"/>
+            </w:pPr>
+            <w:r>
+              <w:rPr>
+                <w:sz w:val="18"/>
+              </w:rPr>
+              <w:t xml:space="preserve">🔸 </w:t>
+            </w:r>
+            <w:r>
+              <w:rPr>
+                <w:rFonts w:ascii="Courier New" w:hAnsi="Courier New"/>
+                <w:b/>
+                <w:color w:val="1F497D"/>
+                <w:sz w:val="17"/>
+              </w:rPr>
+              <w:t>IMPRESSION-BE-G-04</w:t>
+            </w:r>
+          </w:p>
+          <w:p>
+            <w:pPr>
+              <w:spacing w:after="20"/>
+            </w:pPr>
+            <w:r>
+              <w:rPr>
+                <w:rFonts w:ascii="Courier New" w:hAnsi="Courier New"/>
+                <w:sz w:val="17"/>
+              </w:rPr>
+              <w:t>attachment</w:t>
+            </w:r>
+            <w:r>
+              <w:rPr>
+                <w:color w:val="373737"/>
+                <w:sz w:val="17"/>
+              </w:rPr>
+              <w:t xml:space="preserve"> entity reference (recommended, PO-gated)</w:t>
+            </w:r>
+          </w:p>
+        </w:tc>
+        <w:tc>
+          <w:tcPr>
+            <w:shd w:val="clear" w:color="auto" w:fill="F5F8FF"/>
+            <w:tcW w:w="1152" w:type="dxa"/>
+          </w:tcPr>
+          <w:p>
+            <w:pPr>
+              <w:spacing w:after="20"/>
+            </w:pPr>
+            <w:r>
+              <w:rPr>
+                <w:color w:val="1E7A34"/>
+                <w:sz w:val="17"/>
+              </w:rPr>
+              <w:t>🟢 Low [XS]</w:t>
+            </w:r>
+          </w:p>
+        </w:tc>
+        <w:tc>
+          <w:tcPr>
+            <w:shd w:val="clear" w:color="auto" w:fill="F5F8FF"/>
+            <w:tcW w:w="1872" w:type="dxa"/>
+          </w:tcPr>
+          <w:p>
+            <w:pPr>
+              <w:spacing w:after="20"/>
+            </w:pPr>
+            <w:r>
+              <w:rPr>
+                <w:color w:val="444444"/>
+                <w:sz w:val="17"/>
+              </w:rPr>
+              <w:t>Field Resolver</w:t>
+            </w:r>
+          </w:p>
+          <w:p>
+            <w:pPr>
+              <w:spacing w:after="20"/>
+            </w:pPr>
+            <w:r>
+              <w:rPr>
+                <w:color w:val="444444"/>
+                <w:sz w:val="16"/>
+              </w:rPr>
+              <w:t xml:space="preserve">Calls: </w:t>
+            </w:r>
+            <w:r>
+              <w:rPr>
+                <w:color w:val="373737"/>
+                <w:sz w:val="16"/>
+              </w:rPr>
+              <w:t>attachment</w:t>
+            </w:r>
+          </w:p>
+        </w:tc>
+        <w:tc>
+          <w:tcPr>
+            <w:shd w:val="clear" w:color="auto" w:fill="F5F8FF"/>
+            <w:tcW w:w="1368" w:type="dxa"/>
+          </w:tcPr>
+          <w:p>
+            <w:pPr>
+              <w:spacing w:after="20"/>
+            </w:pPr>
+            <w:r>
+              <w:rPr>
+                <w:color w:val="444444"/>
+                <w:sz w:val="17"/>
+              </w:rPr>
+              <w:t>B-01</w:t>
+            </w:r>
+          </w:p>
+        </w:tc>
+        <w:tc>
+          <w:tcPr>
+            <w:shd w:val="clear" w:color="auto" w:fill="F5F8FF"/>
+            <w:tcW w:w="5976" w:type="dxa"/>
+          </w:tcPr>
+          <w:p>
+            <w:pPr>
+              <w:spacing w:after="20"/>
+            </w:pPr>
+            <w:r>
+              <w:rPr>
+                <w:b/>
+                <w:color w:val="373737"/>
+                <w:sz w:val="17"/>
+              </w:rPr>
+              <w:t xml:space="preserve">Intent — </w:t>
+            </w:r>
+            <w:r>
+              <w:rPr>
+                <w:color w:val="373737"/>
+                <w:sz w:val="17"/>
+              </w:rPr>
+              <w:t xml:space="preserve">Adds </w:t>
+            </w:r>
+            <w:r>
+              <w:rPr>
+                <w:rFonts w:ascii="Courier New" w:hAnsi="Courier New"/>
+                <w:sz w:val="17"/>
+              </w:rPr>
+              <w:t>attachment { … }</w:t>
+            </w:r>
+            <w:r>
+              <w:rPr>
+                <w:color w:val="373737"/>
+                <w:sz w:val="17"/>
+              </w:rPr>
+              <w:t xml:space="preserve"> next to </w:t>
+            </w:r>
+            <w:r>
+              <w:rPr>
+                <w:rFonts w:ascii="Courier New" w:hAnsi="Courier New"/>
+                <w:sz w:val="17"/>
+              </w:rPr>
+              <w:t>attachmentId</w:t>
+            </w:r>
+            <w:r>
+              <w:rPr>
+                <w:color w:val="373737"/>
+                <w:sz w:val="17"/>
+              </w:rPr>
+              <w:t xml:space="preserve"> so clients get file metadata without a</w:t>
+            </w:r>
+          </w:p>
+          <w:p>
+            <w:pPr>
+              <w:spacing w:after="20"/>
+            </w:pPr>
+            <w:r>
+              <w:rPr>
+                <w:b/>
+                <w:color w:val="373737"/>
+                <w:sz w:val="17"/>
+              </w:rPr>
+              <w:t xml:space="preserve">Today — </w:t>
+            </w:r>
+            <w:r>
+              <w:rPr>
+                <w:color w:val="373737"/>
+                <w:sz w:val="17"/>
+              </w:rPr>
+              <w:t>schema adds attachment: Attachment (declare the `Attachment @extends</w:t>
+            </w:r>
+          </w:p>
+          <w:p>
+            <w:pPr>
+              <w:spacing w:after="20"/>
+            </w:pPr>
+            <w:r>
+              <w:rPr>
+                <w:b/>
+                <w:color w:val="373737"/>
+                <w:sz w:val="17"/>
+              </w:rPr>
+              <w:t>Done when:</w:t>
+            </w:r>
+          </w:p>
+          <w:p>
+            <w:pPr>
+              <w:spacing w:after="20"/>
+              <w:ind w:left="173"/>
+            </w:pPr>
+            <w:r>
+              <w:rPr>
+                <w:color w:val="444444"/>
+                <w:sz w:val="17"/>
+              </w:rPr>
+              <w:t xml:space="preserve">• </w:t>
+            </w:r>
+            <w:r>
+              <w:rPr>
+                <w:color w:val="373737"/>
+                <w:sz w:val="17"/>
+              </w:rPr>
+              <w:t>PO approval recorded (OQ-5) before implementation starts</w:t>
+            </w:r>
+          </w:p>
+          <w:p>
+            <w:pPr>
+              <w:spacing w:after="20"/>
+              <w:ind w:left="173"/>
+            </w:pPr>
+            <w:r>
+              <w:rPr>
+                <w:color w:val="444444"/>
+                <w:sz w:val="17"/>
+              </w:rPr>
+              <w:t xml:space="preserve">• </w:t>
+            </w:r>
+            <w:r>
+              <w:rPr>
+                <w:rFonts w:ascii="Courier New" w:hAnsi="Courier New"/>
+                <w:sz w:val="17"/>
+              </w:rPr>
+              <w:t>attachment { id }</w:t>
+            </w:r>
+            <w:r>
+              <w:rPr>
+                <w:color w:val="373737"/>
+                <w:sz w:val="17"/>
+              </w:rPr>
+              <w:t xml:space="preserve"> resolves as a stub; </w:t>
+            </w:r>
+            <w:r>
+              <w:rPr>
+                <w:rFonts w:ascii="Courier New" w:hAnsi="Courier New"/>
+                <w:sz w:val="17"/>
+              </w:rPr>
+              <w:t>attachmentId</w:t>
+            </w:r>
+            <w:r>
+              <w:rPr>
+                <w:color w:val="373737"/>
+                <w:sz w:val="17"/>
+              </w:rPr>
+              <w:t xml:space="preserve"> unchanged (parity)</w:t>
+            </w:r>
+          </w:p>
+          <w:p>
+            <w:pPr>
+              <w:spacing w:after="20"/>
+              <w:ind w:left="173"/>
+            </w:pPr>
+            <w:r>
+              <w:rPr>
+                <w:color w:val="444444"/>
+                <w:sz w:val="17"/>
+              </w:rPr>
+              <w:t xml:space="preserve">• </w:t>
+            </w:r>
+            <w:r>
+              <w:rPr>
+                <w:color w:val="373737"/>
+                <w:sz w:val="17"/>
+              </w:rPr>
+              <w:t xml:space="preserve">Null-safe when </w:t>
+            </w:r>
+            <w:r>
+              <w:rPr>
+                <w:rFonts w:ascii="Courier New" w:hAnsi="Courier New"/>
+                <w:sz w:val="17"/>
+              </w:rPr>
+              <w:t>attachmentId</w:t>
+            </w:r>
+            <w:r>
+              <w:rPr>
+                <w:color w:val="373737"/>
+                <w:sz w:val="17"/>
+              </w:rPr>
+              <w:t xml:space="preserve"> is absent</w:t>
             </w:r>
           </w:p>
         </w:tc>
